--- a/Documents/ARIA_Final_Submission.docx
+++ b/Documents/ARIA_Final_Submission.docx
@@ -43,6 +43,9 @@
       </w:r>
       <w:r>
         <w:br/>
+      </w:r>
+      <w:r>
+        <w:t>https://github.com/markarif/Week-10-Final-Capstone-Project-ARIA-Automated-Response-Intelligence-Analyst-</w:t>
       </w:r>
     </w:p>
     <w:p>
